--- a/public/overseas_travel_template.docx
+++ b/public/overseas_travel_template.docx
@@ -770,7 +770,21 @@
               <w:rPr>
                 <w:sz w:val="24"/>
               </w:rPr>
-              <w:t>{start_year}</w:t>
+              <w:t>{</w:t>
+            </w:r>
+            <w:proofErr w:type="spellStart"/>
+            <w:r>
+              <w:rPr>
+                <w:sz w:val="24"/>
+              </w:rPr>
+              <w:t>start_year</w:t>
+            </w:r>
+            <w:proofErr w:type="spellEnd"/>
+            <w:r>
+              <w:rPr>
+                <w:sz w:val="24"/>
+              </w:rPr>
+              <w:t>}</w:t>
             </w:r>
             <w:r>
               <w:rPr>
@@ -783,7 +797,21 @@
               <w:rPr>
                 <w:sz w:val="24"/>
               </w:rPr>
-              <w:t>{start_m}</w:t>
+              <w:t>{</w:t>
+            </w:r>
+            <w:proofErr w:type="spellStart"/>
+            <w:r>
+              <w:rPr>
+                <w:sz w:val="24"/>
+              </w:rPr>
+              <w:t>start_m</w:t>
+            </w:r>
+            <w:proofErr w:type="spellEnd"/>
+            <w:r>
+              <w:rPr>
+                <w:sz w:val="24"/>
+              </w:rPr>
+              <w:t>}</w:t>
             </w:r>
             <w:r>
               <w:rPr>
@@ -796,7 +824,21 @@
               <w:rPr>
                 <w:sz w:val="24"/>
               </w:rPr>
-              <w:t>{start_d}</w:t>
+              <w:t>{</w:t>
+            </w:r>
+            <w:proofErr w:type="spellStart"/>
+            <w:r>
+              <w:rPr>
+                <w:sz w:val="24"/>
+              </w:rPr>
+              <w:t>start_d</w:t>
+            </w:r>
+            <w:proofErr w:type="spellEnd"/>
+            <w:r>
+              <w:rPr>
+                <w:sz w:val="24"/>
+              </w:rPr>
+              <w:t>}</w:t>
             </w:r>
             <w:r>
               <w:rPr>
@@ -809,7 +851,21 @@
               <w:rPr>
                 <w:sz w:val="24"/>
               </w:rPr>
-              <w:t>{end_year}</w:t>
+              <w:t>{</w:t>
+            </w:r>
+            <w:proofErr w:type="spellStart"/>
+            <w:r>
+              <w:rPr>
+                <w:sz w:val="24"/>
+              </w:rPr>
+              <w:t>end_year</w:t>
+            </w:r>
+            <w:proofErr w:type="spellEnd"/>
+            <w:r>
+              <w:rPr>
+                <w:sz w:val="24"/>
+              </w:rPr>
+              <w:t>}</w:t>
             </w:r>
             <w:r>
               <w:rPr>
@@ -822,7 +878,21 @@
               <w:rPr>
                 <w:sz w:val="24"/>
               </w:rPr>
-              <w:t>{end_m}</w:t>
+              <w:t>{</w:t>
+            </w:r>
+            <w:proofErr w:type="spellStart"/>
+            <w:r>
+              <w:rPr>
+                <w:sz w:val="24"/>
+              </w:rPr>
+              <w:t>end_m</w:t>
+            </w:r>
+            <w:proofErr w:type="spellEnd"/>
+            <w:r>
+              <w:rPr>
+                <w:sz w:val="24"/>
+              </w:rPr>
+              <w:t>}</w:t>
             </w:r>
             <w:r>
               <w:rPr>
@@ -835,7 +905,21 @@
               <w:rPr>
                 <w:sz w:val="24"/>
               </w:rPr>
-              <w:t>{end_d}</w:t>
+              <w:t>{</w:t>
+            </w:r>
+            <w:proofErr w:type="spellStart"/>
+            <w:r>
+              <w:rPr>
+                <w:sz w:val="24"/>
+              </w:rPr>
+              <w:t>end_d</w:t>
+            </w:r>
+            <w:proofErr w:type="spellEnd"/>
+            <w:r>
+              <w:rPr>
+                <w:sz w:val="24"/>
+              </w:rPr>
+              <w:t>}</w:t>
             </w:r>
             <w:r>
               <w:rPr>
@@ -848,7 +932,21 @@
               <w:rPr>
                 <w:sz w:val="24"/>
               </w:rPr>
-              <w:t>{total_days}</w:t>
+              <w:t>{</w:t>
+            </w:r>
+            <w:proofErr w:type="spellStart"/>
+            <w:r>
+              <w:rPr>
+                <w:sz w:val="24"/>
+              </w:rPr>
+              <w:t>total_days</w:t>
+            </w:r>
+            <w:proofErr w:type="spellEnd"/>
+            <w:r>
+              <w:rPr>
+                <w:sz w:val="24"/>
+              </w:rPr>
+              <w:t>}</w:t>
             </w:r>
             <w:r>
               <w:rPr>
@@ -868,7 +966,21 @@
               <w:rPr>
                 <w:sz w:val="24"/>
               </w:rPr>
-              <w:t>{receipt_count}</w:t>
+              <w:t>{</w:t>
+            </w:r>
+            <w:proofErr w:type="spellStart"/>
+            <w:r>
+              <w:rPr>
+                <w:sz w:val="24"/>
+              </w:rPr>
+              <w:t>receipt_count</w:t>
+            </w:r>
+            <w:proofErr w:type="spellEnd"/>
+            <w:r>
+              <w:rPr>
+                <w:sz w:val="24"/>
+              </w:rPr>
+              <w:t>}</w:t>
             </w:r>
             <w:r>
               <w:rPr>
@@ -975,12 +1087,6 @@
                 <w:sz w:val="24"/>
               </w:rPr>
             </w:pPr>
-            <w:r>
-              <w:rPr>
-                <w:sz w:val="24"/>
-              </w:rPr>
-              <w:t>{d2_m}</w:t>
-            </w:r>
           </w:p>
         </w:tc>
         <w:tc>
@@ -1136,7 +1242,23 @@
                 <w:sz w:val="24"/>
                 <w:u w:val="single"/>
               </w:rPr>
-              <w:t>{grand_total}</w:t>
+              <w:t>{</w:t>
+            </w:r>
+            <w:proofErr w:type="spellStart"/>
+            <w:r>
+              <w:rPr>
+                <w:sz w:val="24"/>
+                <w:u w:val="single"/>
+              </w:rPr>
+              <w:t>grand_total</w:t>
+            </w:r>
+            <w:proofErr w:type="spellEnd"/>
+            <w:r>
+              <w:rPr>
+                <w:sz w:val="24"/>
+                <w:u w:val="single"/>
+              </w:rPr>
+              <w:t>}</w:t>
             </w:r>
             <w:r>
               <w:rPr>
@@ -1313,12 +1435,6 @@
                 <w:sz w:val="24"/>
               </w:rPr>
             </w:pPr>
-            <w:r>
-              <w:rPr>
-                <w:sz w:val="24"/>
-              </w:rPr>
-              <w:t>{d2_d}</w:t>
-            </w:r>
           </w:p>
         </w:tc>
         <w:tc>
@@ -1476,7 +1592,14 @@
               <w:rPr>
                 <w:sz w:val="24"/>
               </w:rPr>
-              <w:t>{d1_loc}</w:t>
+              <w:t>{d1_</w:t>
+            </w:r>
+            <w:proofErr w:type="gramStart"/>
+            <w:r>
+              <w:rPr>
+                <w:sz w:val="24"/>
+              </w:rPr>
+              <w:t>loc}</w:t>
             </w:r>
             <w:r>
               <w:rPr>
@@ -1489,7 +1612,14 @@
               <w:rPr>
                 <w:sz w:val="24"/>
               </w:rPr>
-              <w:t>{d2_loc}</w:t>
+              <w:t>{</w:t>
+            </w:r>
+            <w:proofErr w:type="gramEnd"/>
+            <w:r>
+              <w:rPr>
+                <w:sz w:val="24"/>
+              </w:rPr>
+              <w:t>d2_loc}</w:t>
             </w:r>
           </w:p>
         </w:tc>
@@ -1563,19 +1693,6 @@
               </w:rPr>
               <w:t>{d1_work}</w:t>
             </w:r>
-            <w:r>
-              <w:rPr>
-                <w:rFonts w:hint="eastAsia"/>
-                <w:sz w:val="24"/>
-              </w:rPr>
-              <w:t>,</w:t>
-            </w:r>
-            <w:r>
-              <w:rPr>
-                <w:sz w:val="24"/>
-              </w:rPr>
-              <w:t>{d2_work}</w:t>
-            </w:r>
           </w:p>
         </w:tc>
         <w:tc>
@@ -1859,6 +1976,13 @@
                 <w:sz w:val="24"/>
               </w:rPr>
             </w:pPr>
+            <w:r>
+              <w:rPr>
+                <w:rFonts w:hint="eastAsia"/>
+                <w:sz w:val="24"/>
+              </w:rPr>
+              <w:t>無</w:t>
+            </w:r>
           </w:p>
         </w:tc>
         <w:tc>
@@ -2001,6 +2125,13 @@
                 <w:sz w:val="24"/>
               </w:rPr>
             </w:pPr>
+            <w:r>
+              <w:rPr>
+                <w:rFonts w:hint="eastAsia"/>
+                <w:sz w:val="24"/>
+              </w:rPr>
+              <w:t>無</w:t>
+            </w:r>
           </w:p>
         </w:tc>
         <w:tc>
@@ -2182,7 +2313,7 @@
                 <w:spacing w:val="-26"/>
                 <w:sz w:val="24"/>
               </w:rPr>
-              <w:t>{d1_land_rate}</w:t>
+              <w:t>{rate}</w:t>
             </w:r>
             <w:r>
               <w:rPr>
@@ -2213,7 +2344,7 @@
               <w:rPr>
                 <w:sz w:val="24"/>
               </w:rPr>
-              <w:t>{d1_per_diem}</w:t>
+              <w:t>{d1_total}</w:t>
             </w:r>
           </w:p>
         </w:tc>
@@ -2246,6 +2377,13 @@
                 <w:szCs w:val="28"/>
               </w:rPr>
             </w:pPr>
+            <w:r>
+              <w:rPr>
+                <w:sz w:val="28"/>
+                <w:szCs w:val="28"/>
+              </w:rPr>
+              <w:t>{d1_total}</w:t>
+            </w:r>
           </w:p>
           <w:p>
             <w:pPr>
@@ -2462,6 +2600,13 @@
                 <w:sz w:val="24"/>
               </w:rPr>
             </w:pPr>
+            <w:r>
+              <w:rPr>
+                <w:rFonts w:hint="eastAsia"/>
+                <w:sz w:val="24"/>
+              </w:rPr>
+              <w:t>無</w:t>
+            </w:r>
           </w:p>
         </w:tc>
         <w:tc>
@@ -2614,6 +2759,13 @@
                 <w:sz w:val="24"/>
               </w:rPr>
             </w:pPr>
+            <w:r>
+              <w:rPr>
+                <w:rFonts w:hint="eastAsia"/>
+                <w:sz w:val="24"/>
+              </w:rPr>
+              <w:t>無</w:t>
+            </w:r>
           </w:p>
         </w:tc>
         <w:tc>
@@ -2763,6 +2915,13 @@
                 <w:sz w:val="24"/>
               </w:rPr>
             </w:pPr>
+            <w:r>
+              <w:rPr>
+                <w:rFonts w:hint="eastAsia"/>
+                <w:sz w:val="24"/>
+              </w:rPr>
+              <w:t>無</w:t>
+            </w:r>
           </w:p>
         </w:tc>
         <w:tc>
@@ -2879,7 +3038,6 @@
           <w:tcPr>
             <w:tcW w:w="5079" w:type="dxa"/>
             <w:gridSpan w:val="10"/>
-            <w:vAlign w:val="center"/>
           </w:tcPr>
           <w:p>
             <w:pPr>
@@ -2893,9 +3051,10 @@
             </w:pPr>
             <w:r>
               <w:rPr>
-                <w:sz w:val="24"/>
-              </w:rPr>
-              <w:t>{d1_fee}</w:t>
+                <w:rFonts w:hint="eastAsia"/>
+                <w:sz w:val="24"/>
+              </w:rPr>
+              <w:t>無</w:t>
             </w:r>
           </w:p>
         </w:tc>
@@ -2940,6 +3099,14 @@
                 <w:szCs w:val="28"/>
               </w:rPr>
             </w:pPr>
+            <w:r>
+              <w:rPr>
+                <w:rFonts w:hint="eastAsia"/>
+                <w:sz w:val="28"/>
+                <w:szCs w:val="28"/>
+              </w:rPr>
+              <w:t>0</w:t>
+            </w:r>
           </w:p>
           <w:p>
             <w:pPr>
@@ -3042,7 +3209,6 @@
           <w:tcPr>
             <w:tcW w:w="5079" w:type="dxa"/>
             <w:gridSpan w:val="10"/>
-            <w:vAlign w:val="center"/>
           </w:tcPr>
           <w:p>
             <w:pPr>
@@ -3056,9 +3222,10 @@
             </w:pPr>
             <w:r>
               <w:rPr>
-                <w:sz w:val="24"/>
-              </w:rPr>
-              <w:t>{d1_ins}</w:t>
+                <w:rFonts w:hint="eastAsia"/>
+                <w:sz w:val="24"/>
+              </w:rPr>
+              <w:t>無</w:t>
             </w:r>
           </w:p>
         </w:tc>
@@ -3133,7 +3300,6 @@
           <w:tcPr>
             <w:tcW w:w="5079" w:type="dxa"/>
             <w:gridSpan w:val="10"/>
-            <w:vAlign w:val="center"/>
           </w:tcPr>
           <w:p>
             <w:pPr>
@@ -3147,9 +3313,10 @@
             </w:pPr>
             <w:r>
               <w:rPr>
-                <w:sz w:val="24"/>
-              </w:rPr>
-              <w:t>{d1_admin}</w:t>
+                <w:rFonts w:hint="eastAsia"/>
+                <w:sz w:val="24"/>
+              </w:rPr>
+              <w:t>無</w:t>
             </w:r>
           </w:p>
         </w:tc>
@@ -3254,7 +3421,6 @@
           <w:tcPr>
             <w:tcW w:w="5079" w:type="dxa"/>
             <w:gridSpan w:val="10"/>
-            <w:vAlign w:val="center"/>
           </w:tcPr>
           <w:p>
             <w:pPr>
@@ -3266,6 +3432,13 @@
                 <w:sz w:val="24"/>
               </w:rPr>
             </w:pPr>
+            <w:r>
+              <w:rPr>
+                <w:rFonts w:hint="eastAsia"/>
+                <w:sz w:val="24"/>
+              </w:rPr>
+              <w:t>無</w:t>
+            </w:r>
           </w:p>
         </w:tc>
         <w:tc>
@@ -3641,7 +3814,23 @@
           <w:rFonts w:eastAsia="標楷體"/>
           <w:kern w:val="0"/>
         </w:rPr>
-        <w:t>校內人員以日支額支付國外生活費，無須另檢附收據，若以實際發生金額報支生活費，則須檢附費用憑證辦理核銷。</w:t>
+        <w:t>校內人員</w:t>
+      </w:r>
+      <w:proofErr w:type="gramStart"/>
+      <w:r>
+        <w:rPr>
+          <w:rFonts w:eastAsia="標楷體"/>
+          <w:kern w:val="0"/>
+        </w:rPr>
+        <w:t>以日支額</w:t>
+      </w:r>
+      <w:proofErr w:type="gramEnd"/>
+      <w:r>
+        <w:rPr>
+          <w:rFonts w:eastAsia="標楷體"/>
+          <w:kern w:val="0"/>
+        </w:rPr>
+        <w:t>支付國外生活費，無須另檢附收據，若以實際發生金額報支生活費，則須檢附費用憑證辦理核銷。</w:t>
       </w:r>
     </w:p>
     <w:p>
@@ -3670,12 +3859,21 @@
         </w:rPr>
         <w:t>校外人士</w:t>
       </w:r>
+      <w:proofErr w:type="gramStart"/>
       <w:r>
         <w:rPr>
           <w:rFonts w:eastAsia="標楷體"/>
           <w:kern w:val="0"/>
         </w:rPr>
-        <w:t>生活費欄勿填寫，請另檢附領款收據及</w:t>
+        <w:t>生活費欄勿填寫</w:t>
+      </w:r>
+      <w:proofErr w:type="gramEnd"/>
+      <w:r>
+        <w:rPr>
+          <w:rFonts w:eastAsia="標楷體"/>
+          <w:kern w:val="0"/>
+        </w:rPr>
+        <w:t>，請另檢附領款收據及</w:t>
       </w:r>
       <w:r>
         <w:rPr>
@@ -4448,6 +4646,7 @@
   <w:style w:type="character" w:default="1" w:styleId="a0">
     <w:name w:val="Default Paragraph Font"/>
     <w:uiPriority w:val="1"/>
+    <w:semiHidden/>
     <w:unhideWhenUsed/>
   </w:style>
   <w:style w:type="table" w:default="1" w:styleId="a1">
@@ -4826,6 +5025,30 @@
 </file>
 
 <file path=customXml/item1.xml><?xml version="1.0" encoding="utf-8"?>
+<?mso-contentType ?>
+<FormTemplates xmlns="http://schemas.microsoft.com/sharepoint/v3/contenttype/forms">
+  <Display>DocumentLibraryForm</Display>
+  <Edit>DocumentLibraryForm</Edit>
+  <New>DocumentLibraryForm</New>
+</FormTemplates>
+</file>
+
+<file path=customXml/item2.xml><?xml version="1.0" encoding="utf-8"?>
+<b:Sources xmlns:b="http://schemas.openxmlformats.org/officeDocument/2006/bibliography" xmlns="http://schemas.openxmlformats.org/officeDocument/2006/bibliography" SelectedStyle="\APA.XSL" StyleName="APA"/>
+</file>
+
+<file path=customXml/item3.xml><?xml version="1.0" encoding="utf-8"?>
+<p:properties xmlns:p="http://schemas.microsoft.com/office/2006/metadata/properties" xmlns:xsi="http://www.w3.org/2001/XMLSchema-instance" xmlns:pc="http://schemas.microsoft.com/office/infopath/2007/PartnerControls">
+  <documentManagement>
+    <TaxCatchAll xmlns="ba754611-9c5b-4b42-9bad-d359fab2c04b" xsi:nil="true"/>
+    <lcf76f155ced4ddcb4097134ff3c332f xmlns="6c96ba18-43c2-45b4-8348-17bfc89defcb">
+      <Terms xmlns="http://schemas.microsoft.com/office/infopath/2007/PartnerControls"/>
+    </lcf76f155ced4ddcb4097134ff3c332f>
+  </documentManagement>
+</p:properties>
+</file>
+
+<file path=customXml/item4.xml><?xml version="1.0" encoding="utf-8"?>
 <ct:contentTypeSchema xmlns:ct="http://schemas.microsoft.com/office/2006/metadata/contentType" xmlns:ma="http://schemas.microsoft.com/office/2006/metadata/properties/metaAttributes" ct:_="" ma:_="" ma:contentTypeName="Document" ma:contentTypeID="0x01010028F99176971C1249BDF54DBBE8893B4F" ma:contentTypeVersion="15" ma:contentTypeDescription="Create a new document." ma:contentTypeScope="" ma:versionID="9d4d1b92a5a48f197f50817b77086491">
   <xsd:schema xmlns:xsd="http://www.w3.org/2001/XMLSchema" xmlns:xs="http://www.w3.org/2001/XMLSchema" xmlns:p="http://schemas.microsoft.com/office/2006/metadata/properties" xmlns:ns2="6c96ba18-43c2-45b4-8348-17bfc89defcb" xmlns:ns3="ba754611-9c5b-4b42-9bad-d359fab2c04b" targetNamespace="http://schemas.microsoft.com/office/2006/metadata/properties" ma:root="true" ma:fieldsID="7b34df5be6c06c2142568c4c49503d7c" ns2:_="" ns3:_="">
     <xsd:import namespace="6c96ba18-43c2-45b4-8348-17bfc89defcb"/>
@@ -5054,31 +5277,34 @@
 </ct:contentTypeSchema>
 </file>
 
-<file path=customXml/item2.xml><?xml version="1.0" encoding="utf-8"?>
-<p:properties xmlns:p="http://schemas.microsoft.com/office/2006/metadata/properties" xmlns:xsi="http://www.w3.org/2001/XMLSchema-instance" xmlns:pc="http://schemas.microsoft.com/office/infopath/2007/PartnerControls">
-  <documentManagement>
-    <TaxCatchAll xmlns="ba754611-9c5b-4b42-9bad-d359fab2c04b" xsi:nil="true"/>
-    <lcf76f155ced4ddcb4097134ff3c332f xmlns="6c96ba18-43c2-45b4-8348-17bfc89defcb">
-      <Terms xmlns="http://schemas.microsoft.com/office/infopath/2007/PartnerControls"/>
-    </lcf76f155ced4ddcb4097134ff3c332f>
-  </documentManagement>
-</p:properties>
+<file path=customXml/itemProps1.xml><?xml version="1.0" encoding="utf-8"?>
+<ds:datastoreItem xmlns:ds="http://schemas.openxmlformats.org/officeDocument/2006/customXml" ds:itemID="{F87B7A88-FF51-4AD9-B961-410EEFFFF924}">
+  <ds:schemaRefs>
+    <ds:schemaRef ds:uri="http://schemas.microsoft.com/sharepoint/v3/contenttype/forms"/>
+  </ds:schemaRefs>
+</ds:datastoreItem>
 </file>
 
-<file path=customXml/item3.xml><?xml version="1.0" encoding="utf-8"?>
-<b:Sources xmlns:b="http://schemas.openxmlformats.org/officeDocument/2006/bibliography" xmlns="http://schemas.openxmlformats.org/officeDocument/2006/bibliography" SelectedStyle="\APA.XSL" StyleName="APA"/>
+<file path=customXml/itemProps2.xml><?xml version="1.0" encoding="utf-8"?>
+<ds:datastoreItem xmlns:ds="http://schemas.openxmlformats.org/officeDocument/2006/customXml" ds:itemID="{93D36EDF-54C6-4D12-8828-50C3F9D1F239}">
+  <ds:schemaRefs>
+    <ds:schemaRef ds:uri="http://schemas.openxmlformats.org/officeDocument/2006/bibliography"/>
+  </ds:schemaRefs>
+</ds:datastoreItem>
 </file>
 
-<file path=customXml/item4.xml><?xml version="1.0" encoding="utf-8"?>
-<?mso-contentType ?>
-<FormTemplates xmlns="http://schemas.microsoft.com/sharepoint/v3/contenttype/forms">
-  <Display>DocumentLibraryForm</Display>
-  <Edit>DocumentLibraryForm</Edit>
-  <New>DocumentLibraryForm</New>
-</FormTemplates>
+<file path=customXml/itemProps3.xml><?xml version="1.0" encoding="utf-8"?>
+<ds:datastoreItem xmlns:ds="http://schemas.openxmlformats.org/officeDocument/2006/customXml" ds:itemID="{708FC0D1-6697-409A-830E-7DF5E2E00529}">
+  <ds:schemaRefs>
+    <ds:schemaRef ds:uri="http://schemas.microsoft.com/office/2006/metadata/properties"/>
+    <ds:schemaRef ds:uri="http://schemas.microsoft.com/office/infopath/2007/PartnerControls"/>
+    <ds:schemaRef ds:uri="ba754611-9c5b-4b42-9bad-d359fab2c04b"/>
+    <ds:schemaRef ds:uri="6c96ba18-43c2-45b4-8348-17bfc89defcb"/>
+  </ds:schemaRefs>
+</ds:datastoreItem>
 </file>
 
-<file path=customXml/itemProps1.xml><?xml version="1.0" encoding="utf-8"?>
+<file path=customXml/itemProps4.xml><?xml version="1.0" encoding="utf-8"?>
 <ds:datastoreItem xmlns:ds="http://schemas.openxmlformats.org/officeDocument/2006/customXml" ds:itemID="{A4DE962B-B917-45F2-B513-19045D9192F8}">
   <ds:schemaRefs>
     <ds:schemaRef ds:uri="http://schemas.microsoft.com/office/2006/metadata/contentType"/>
@@ -5095,31 +5321,4 @@
     <ds:schemaRef ds:uri="http://schemas.microsoft.com/internal/obd"/>
   </ds:schemaRefs>
 </ds:datastoreItem>
-</file>
-
-<file path=customXml/itemProps2.xml><?xml version="1.0" encoding="utf-8"?>
-<ds:datastoreItem xmlns:ds="http://schemas.openxmlformats.org/officeDocument/2006/customXml" ds:itemID="{708FC0D1-6697-409A-830E-7DF5E2E00529}">
-  <ds:schemaRefs>
-    <ds:schemaRef ds:uri="http://schemas.microsoft.com/office/2006/metadata/properties"/>
-    <ds:schemaRef ds:uri="http://schemas.microsoft.com/office/infopath/2007/PartnerControls"/>
-    <ds:schemaRef ds:uri="ba754611-9c5b-4b42-9bad-d359fab2c04b"/>
-    <ds:schemaRef ds:uri="6c96ba18-43c2-45b4-8348-17bfc89defcb"/>
-  </ds:schemaRefs>
-</ds:datastoreItem>
-</file>
-
-<file path=customXml/itemProps3.xml><?xml version="1.0" encoding="utf-8"?>
-<ds:datastoreItem xmlns:ds="http://schemas.openxmlformats.org/officeDocument/2006/customXml" ds:itemID="{93D36EDF-54C6-4D12-8828-50C3F9D1F239}">
-  <ds:schemaRefs>
-    <ds:schemaRef ds:uri="http://schemas.openxmlformats.org/officeDocument/2006/bibliography"/>
-  </ds:schemaRefs>
-</ds:datastoreItem>
-</file>
-
-<file path=customXml/itemProps4.xml><?xml version="1.0" encoding="utf-8"?>
-<ds:datastoreItem xmlns:ds="http://schemas.openxmlformats.org/officeDocument/2006/customXml" ds:itemID="{F87B7A88-FF51-4AD9-B961-410EEFFFF924}">
-  <ds:schemaRefs>
-    <ds:schemaRef ds:uri="http://schemas.microsoft.com/sharepoint/v3/contenttype/forms"/>
-  </ds:schemaRefs>
-</ds:datastoreItem>
 </file>
--- a/public/overseas_travel_template.docx
+++ b/public/overseas_travel_template.docx
@@ -704,6 +704,7 @@
               <w:spacing w:line="360" w:lineRule="exact"/>
               <w:ind w:firstLine="0"/>
               <w:rPr>
+                <w:rFonts w:hint="eastAsia"/>
                 <w:sz w:val="28"/>
                 <w:szCs w:val="28"/>
               </w:rPr>
@@ -734,6 +735,53 @@
                 <w:szCs w:val="16"/>
               </w:rPr>
               <w:t>}</w:t>
+            </w:r>
+            <w:r>
+              <w:rPr>
+                <w:rFonts w:ascii="標楷體" w:hint="eastAsia"/>
+                <w:spacing w:val="-6"/>
+                <w:sz w:val="24"/>
+                <w:szCs w:val="16"/>
+              </w:rPr>
+              <w:t>(會議日期:</w:t>
+            </w:r>
+            <w:r>
+              <w:rPr>
+                <w:rFonts w:ascii="標楷體"/>
+                <w:spacing w:val="-6"/>
+                <w:sz w:val="24"/>
+                <w:szCs w:val="16"/>
+              </w:rPr>
+              <w:t>{</w:t>
+            </w:r>
+            <w:proofErr w:type="spellStart"/>
+            <w:r>
+              <w:rPr>
+                <w:rFonts w:ascii="標楷體"/>
+                <w:spacing w:val="-6"/>
+                <w:sz w:val="24"/>
+                <w:szCs w:val="16"/>
+              </w:rPr>
+              <w:t>conf_period</w:t>
+            </w:r>
+            <w:proofErr w:type="spellEnd"/>
+            <w:r>
+              <w:rPr>
+                <w:rFonts w:ascii="標楷體"/>
+                <w:spacing w:val="-6"/>
+                <w:sz w:val="24"/>
+                <w:szCs w:val="16"/>
+              </w:rPr>
+              <w:t>}</w:t>
+            </w:r>
+            <w:r>
+              <w:rPr>
+                <w:rFonts w:ascii="標楷體" w:hint="eastAsia"/>
+                <w:spacing w:val="-6"/>
+                <w:sz w:val="24"/>
+                <w:szCs w:val="16"/>
+              </w:rPr>
+              <w:t>)</w:t>
             </w:r>
           </w:p>
         </w:tc>
@@ -1087,6 +1135,26 @@
                 <w:sz w:val="24"/>
               </w:rPr>
             </w:pPr>
+            <w:r>
+              <w:rPr>
+                <w:sz w:val="24"/>
+              </w:rPr>
+              <w:t>{</w:t>
+            </w:r>
+            <w:proofErr w:type="spellStart"/>
+            <w:r>
+              <w:rPr>
+                <w:sz w:val="24"/>
+              </w:rPr>
+              <w:t>conf_start_m</w:t>
+            </w:r>
+            <w:proofErr w:type="spellEnd"/>
+            <w:r>
+              <w:rPr>
+                <w:sz w:val="24"/>
+              </w:rPr>
+              <w:t>}</w:t>
+            </w:r>
           </w:p>
         </w:tc>
         <w:tc>
@@ -1105,6 +1173,26 @@
                 <w:sz w:val="24"/>
               </w:rPr>
             </w:pPr>
+            <w:r>
+              <w:rPr>
+                <w:sz w:val="24"/>
+              </w:rPr>
+              <w:t>{</w:t>
+            </w:r>
+            <w:proofErr w:type="spellStart"/>
+            <w:r>
+              <w:rPr>
+                <w:sz w:val="24"/>
+              </w:rPr>
+              <w:t>conf_end_m</w:t>
+            </w:r>
+            <w:proofErr w:type="spellEnd"/>
+            <w:r>
+              <w:rPr>
+                <w:sz w:val="24"/>
+              </w:rPr>
+              <w:t>}</w:t>
+            </w:r>
           </w:p>
         </w:tc>
         <w:tc>
@@ -1122,6 +1210,26 @@
                 <w:sz w:val="24"/>
               </w:rPr>
             </w:pPr>
+            <w:r>
+              <w:rPr>
+                <w:sz w:val="24"/>
+              </w:rPr>
+              <w:t>{</w:t>
+            </w:r>
+            <w:proofErr w:type="spellStart"/>
+            <w:r>
+              <w:rPr>
+                <w:sz w:val="24"/>
+              </w:rPr>
+              <w:t>end_m</w:t>
+            </w:r>
+            <w:proofErr w:type="spellEnd"/>
+            <w:r>
+              <w:rPr>
+                <w:sz w:val="24"/>
+              </w:rPr>
+              <w:t>}</w:t>
+            </w:r>
           </w:p>
         </w:tc>
         <w:tc>
@@ -1435,6 +1543,26 @@
                 <w:sz w:val="24"/>
               </w:rPr>
             </w:pPr>
+            <w:r>
+              <w:rPr>
+                <w:sz w:val="24"/>
+              </w:rPr>
+              <w:t>{</w:t>
+            </w:r>
+            <w:proofErr w:type="spellStart"/>
+            <w:r>
+              <w:rPr>
+                <w:sz w:val="24"/>
+              </w:rPr>
+              <w:t>conf_start_d</w:t>
+            </w:r>
+            <w:proofErr w:type="spellEnd"/>
+            <w:r>
+              <w:rPr>
+                <w:sz w:val="24"/>
+              </w:rPr>
+              <w:t>}</w:t>
+            </w:r>
           </w:p>
         </w:tc>
         <w:tc>
@@ -1453,6 +1581,26 @@
                 <w:sz w:val="24"/>
               </w:rPr>
             </w:pPr>
+            <w:r>
+              <w:rPr>
+                <w:sz w:val="24"/>
+              </w:rPr>
+              <w:t>{</w:t>
+            </w:r>
+            <w:proofErr w:type="spellStart"/>
+            <w:r>
+              <w:rPr>
+                <w:sz w:val="24"/>
+              </w:rPr>
+              <w:t>conf_end_d</w:t>
+            </w:r>
+            <w:proofErr w:type="spellEnd"/>
+            <w:r>
+              <w:rPr>
+                <w:sz w:val="24"/>
+              </w:rPr>
+              <w:t>}</w:t>
+            </w:r>
           </w:p>
         </w:tc>
         <w:tc>
@@ -1470,6 +1618,26 @@
                 <w:sz w:val="24"/>
               </w:rPr>
             </w:pPr>
+            <w:r>
+              <w:rPr>
+                <w:sz w:val="24"/>
+              </w:rPr>
+              <w:t>{</w:t>
+            </w:r>
+            <w:proofErr w:type="spellStart"/>
+            <w:r>
+              <w:rPr>
+                <w:sz w:val="24"/>
+              </w:rPr>
+              <w:t>end_d</w:t>
+            </w:r>
+            <w:proofErr w:type="spellEnd"/>
+            <w:r>
+              <w:rPr>
+                <w:sz w:val="24"/>
+              </w:rPr>
+              <w:t>}</w:t>
+            </w:r>
           </w:p>
         </w:tc>
         <w:tc>
@@ -1585,6 +1753,7 @@
               <w:ind w:firstLine="0"/>
               <w:jc w:val="both"/>
               <w:rPr>
+                <w:rFonts w:hint="eastAsia"/>
                 <w:sz w:val="24"/>
               </w:rPr>
             </w:pPr>
@@ -3625,17 +3794,7 @@
                 <w:sz w:val="24"/>
                 <w:u w:val="single"/>
               </w:rPr>
-              <w:t>簽</w:t>
-            </w:r>
-            <w:r>
-              <w:rPr>
-                <w:rFonts w:hint="eastAsia"/>
-                <w:b/>
-                <w:bCs/>
-                <w:sz w:val="24"/>
-                <w:u w:val="single"/>
-              </w:rPr>
-              <w:t>章</w:t>
+              <w:t>簽章</w:t>
             </w:r>
             <w:r>
               <w:rPr>
@@ -4646,7 +4805,6 @@
   <w:style w:type="character" w:default="1" w:styleId="a0">
     <w:name w:val="Default Paragraph Font"/>
     <w:uiPriority w:val="1"/>
-    <w:semiHidden/>
     <w:unhideWhenUsed/>
   </w:style>
   <w:style w:type="table" w:default="1" w:styleId="a1">
@@ -5025,30 +5183,6 @@
 </file>
 
 <file path=customXml/item1.xml><?xml version="1.0" encoding="utf-8"?>
-<?mso-contentType ?>
-<FormTemplates xmlns="http://schemas.microsoft.com/sharepoint/v3/contenttype/forms">
-  <Display>DocumentLibraryForm</Display>
-  <Edit>DocumentLibraryForm</Edit>
-  <New>DocumentLibraryForm</New>
-</FormTemplates>
-</file>
-
-<file path=customXml/item2.xml><?xml version="1.0" encoding="utf-8"?>
-<b:Sources xmlns:b="http://schemas.openxmlformats.org/officeDocument/2006/bibliography" xmlns="http://schemas.openxmlformats.org/officeDocument/2006/bibliography" SelectedStyle="\APA.XSL" StyleName="APA"/>
-</file>
-
-<file path=customXml/item3.xml><?xml version="1.0" encoding="utf-8"?>
-<p:properties xmlns:p="http://schemas.microsoft.com/office/2006/metadata/properties" xmlns:xsi="http://www.w3.org/2001/XMLSchema-instance" xmlns:pc="http://schemas.microsoft.com/office/infopath/2007/PartnerControls">
-  <documentManagement>
-    <TaxCatchAll xmlns="ba754611-9c5b-4b42-9bad-d359fab2c04b" xsi:nil="true"/>
-    <lcf76f155ced4ddcb4097134ff3c332f xmlns="6c96ba18-43c2-45b4-8348-17bfc89defcb">
-      <Terms xmlns="http://schemas.microsoft.com/office/infopath/2007/PartnerControls"/>
-    </lcf76f155ced4ddcb4097134ff3c332f>
-  </documentManagement>
-</p:properties>
-</file>
-
-<file path=customXml/item4.xml><?xml version="1.0" encoding="utf-8"?>
 <ct:contentTypeSchema xmlns:ct="http://schemas.microsoft.com/office/2006/metadata/contentType" xmlns:ma="http://schemas.microsoft.com/office/2006/metadata/properties/metaAttributes" ct:_="" ma:_="" ma:contentTypeName="Document" ma:contentTypeID="0x01010028F99176971C1249BDF54DBBE8893B4F" ma:contentTypeVersion="15" ma:contentTypeDescription="Create a new document." ma:contentTypeScope="" ma:versionID="9d4d1b92a5a48f197f50817b77086491">
   <xsd:schema xmlns:xsd="http://www.w3.org/2001/XMLSchema" xmlns:xs="http://www.w3.org/2001/XMLSchema" xmlns:p="http://schemas.microsoft.com/office/2006/metadata/properties" xmlns:ns2="6c96ba18-43c2-45b4-8348-17bfc89defcb" xmlns:ns3="ba754611-9c5b-4b42-9bad-d359fab2c04b" targetNamespace="http://schemas.microsoft.com/office/2006/metadata/properties" ma:root="true" ma:fieldsID="7b34df5be6c06c2142568c4c49503d7c" ns2:_="" ns3:_="">
     <xsd:import namespace="6c96ba18-43c2-45b4-8348-17bfc89defcb"/>
@@ -5277,34 +5411,31 @@
 </ct:contentTypeSchema>
 </file>
 
-<file path=customXml/itemProps1.xml><?xml version="1.0" encoding="utf-8"?>
-<ds:datastoreItem xmlns:ds="http://schemas.openxmlformats.org/officeDocument/2006/customXml" ds:itemID="{F87B7A88-FF51-4AD9-B961-410EEFFFF924}">
-  <ds:schemaRefs>
-    <ds:schemaRef ds:uri="http://schemas.microsoft.com/sharepoint/v3/contenttype/forms"/>
-  </ds:schemaRefs>
-</ds:datastoreItem>
+<file path=customXml/item2.xml><?xml version="1.0" encoding="utf-8"?>
+<p:properties xmlns:p="http://schemas.microsoft.com/office/2006/metadata/properties" xmlns:xsi="http://www.w3.org/2001/XMLSchema-instance" xmlns:pc="http://schemas.microsoft.com/office/infopath/2007/PartnerControls">
+  <documentManagement>
+    <TaxCatchAll xmlns="ba754611-9c5b-4b42-9bad-d359fab2c04b" xsi:nil="true"/>
+    <lcf76f155ced4ddcb4097134ff3c332f xmlns="6c96ba18-43c2-45b4-8348-17bfc89defcb">
+      <Terms xmlns="http://schemas.microsoft.com/office/infopath/2007/PartnerControls"/>
+    </lcf76f155ced4ddcb4097134ff3c332f>
+  </documentManagement>
+</p:properties>
 </file>
 
-<file path=customXml/itemProps2.xml><?xml version="1.0" encoding="utf-8"?>
-<ds:datastoreItem xmlns:ds="http://schemas.openxmlformats.org/officeDocument/2006/customXml" ds:itemID="{93D36EDF-54C6-4D12-8828-50C3F9D1F239}">
-  <ds:schemaRefs>
-    <ds:schemaRef ds:uri="http://schemas.openxmlformats.org/officeDocument/2006/bibliography"/>
-  </ds:schemaRefs>
-</ds:datastoreItem>
+<file path=customXml/item3.xml><?xml version="1.0" encoding="utf-8"?>
+<b:Sources xmlns:b="http://schemas.openxmlformats.org/officeDocument/2006/bibliography" xmlns="http://schemas.openxmlformats.org/officeDocument/2006/bibliography" SelectedStyle="\APA.XSL" StyleName="APA"/>
 </file>
 
-<file path=customXml/itemProps3.xml><?xml version="1.0" encoding="utf-8"?>
-<ds:datastoreItem xmlns:ds="http://schemas.openxmlformats.org/officeDocument/2006/customXml" ds:itemID="{708FC0D1-6697-409A-830E-7DF5E2E00529}">
-  <ds:schemaRefs>
-    <ds:schemaRef ds:uri="http://schemas.microsoft.com/office/2006/metadata/properties"/>
-    <ds:schemaRef ds:uri="http://schemas.microsoft.com/office/infopath/2007/PartnerControls"/>
-    <ds:schemaRef ds:uri="ba754611-9c5b-4b42-9bad-d359fab2c04b"/>
-    <ds:schemaRef ds:uri="6c96ba18-43c2-45b4-8348-17bfc89defcb"/>
-  </ds:schemaRefs>
-</ds:datastoreItem>
+<file path=customXml/item4.xml><?xml version="1.0" encoding="utf-8"?>
+<?mso-contentType ?>
+<FormTemplates xmlns="http://schemas.microsoft.com/sharepoint/v3/contenttype/forms">
+  <Display>DocumentLibraryForm</Display>
+  <Edit>DocumentLibraryForm</Edit>
+  <New>DocumentLibraryForm</New>
+</FormTemplates>
 </file>
 
-<file path=customXml/itemProps4.xml><?xml version="1.0" encoding="utf-8"?>
+<file path=customXml/itemProps1.xml><?xml version="1.0" encoding="utf-8"?>
 <ds:datastoreItem xmlns:ds="http://schemas.openxmlformats.org/officeDocument/2006/customXml" ds:itemID="{A4DE962B-B917-45F2-B513-19045D9192F8}">
   <ds:schemaRefs>
     <ds:schemaRef ds:uri="http://schemas.microsoft.com/office/2006/metadata/contentType"/>
@@ -5321,4 +5452,31 @@
     <ds:schemaRef ds:uri="http://schemas.microsoft.com/internal/obd"/>
   </ds:schemaRefs>
 </ds:datastoreItem>
+</file>
+
+<file path=customXml/itemProps2.xml><?xml version="1.0" encoding="utf-8"?>
+<ds:datastoreItem xmlns:ds="http://schemas.openxmlformats.org/officeDocument/2006/customXml" ds:itemID="{708FC0D1-6697-409A-830E-7DF5E2E00529}">
+  <ds:schemaRefs>
+    <ds:schemaRef ds:uri="http://schemas.microsoft.com/office/2006/metadata/properties"/>
+    <ds:schemaRef ds:uri="http://schemas.microsoft.com/office/infopath/2007/PartnerControls"/>
+    <ds:schemaRef ds:uri="ba754611-9c5b-4b42-9bad-d359fab2c04b"/>
+    <ds:schemaRef ds:uri="6c96ba18-43c2-45b4-8348-17bfc89defcb"/>
+  </ds:schemaRefs>
+</ds:datastoreItem>
+</file>
+
+<file path=customXml/itemProps3.xml><?xml version="1.0" encoding="utf-8"?>
+<ds:datastoreItem xmlns:ds="http://schemas.openxmlformats.org/officeDocument/2006/customXml" ds:itemID="{93D36EDF-54C6-4D12-8828-50C3F9D1F239}">
+  <ds:schemaRefs>
+    <ds:schemaRef ds:uri="http://schemas.openxmlformats.org/officeDocument/2006/bibliography"/>
+  </ds:schemaRefs>
+</ds:datastoreItem>
+</file>
+
+<file path=customXml/itemProps4.xml><?xml version="1.0" encoding="utf-8"?>
+<ds:datastoreItem xmlns:ds="http://schemas.openxmlformats.org/officeDocument/2006/customXml" ds:itemID="{F87B7A88-FF51-4AD9-B961-410EEFFFF924}">
+  <ds:schemaRefs>
+    <ds:schemaRef ds:uri="http://schemas.microsoft.com/sharepoint/v3/contenttype/forms"/>
+  </ds:schemaRefs>
+</ds:datastoreItem>
 </file>
--- a/public/overseas_travel_template.docx
+++ b/public/overseas_travel_template.docx
@@ -752,27 +752,7 @@
                 <w:sz w:val="24"/>
                 <w:szCs w:val="16"/>
               </w:rPr>
-              <w:t>{</w:t>
-            </w:r>
-            <w:proofErr w:type="spellStart"/>
-            <w:r>
-              <w:rPr>
-                <w:rFonts w:ascii="標楷體"/>
-                <w:spacing w:val="-6"/>
-                <w:sz w:val="24"/>
-                <w:szCs w:val="16"/>
-              </w:rPr>
-              <w:t>conf_period</w:t>
-            </w:r>
-            <w:proofErr w:type="spellEnd"/>
-            <w:r>
-              <w:rPr>
-                <w:rFonts w:ascii="標楷體"/>
-                <w:spacing w:val="-6"/>
-                <w:sz w:val="24"/>
-                <w:szCs w:val="16"/>
-              </w:rPr>
-              <w:t>}</w:t>
+              <w:t>{conf_period}</w:t>
             </w:r>
             <w:r>
               <w:rPr>
@@ -818,21 +798,7 @@
               <w:rPr>
                 <w:sz w:val="24"/>
               </w:rPr>
-              <w:t>{</w:t>
-            </w:r>
-            <w:proofErr w:type="spellStart"/>
-            <w:r>
-              <w:rPr>
-                <w:sz w:val="24"/>
-              </w:rPr>
-              <w:t>start_year</w:t>
-            </w:r>
-            <w:proofErr w:type="spellEnd"/>
-            <w:r>
-              <w:rPr>
-                <w:sz w:val="24"/>
-              </w:rPr>
-              <w:t>}</w:t>
+              <w:t>{start_year}</w:t>
             </w:r>
             <w:r>
               <w:rPr>
@@ -845,21 +811,7 @@
               <w:rPr>
                 <w:sz w:val="24"/>
               </w:rPr>
-              <w:t>{</w:t>
-            </w:r>
-            <w:proofErr w:type="spellStart"/>
-            <w:r>
-              <w:rPr>
-                <w:sz w:val="24"/>
-              </w:rPr>
-              <w:t>start_m</w:t>
-            </w:r>
-            <w:proofErr w:type="spellEnd"/>
-            <w:r>
-              <w:rPr>
-                <w:sz w:val="24"/>
-              </w:rPr>
-              <w:t>}</w:t>
+              <w:t>{start_m}</w:t>
             </w:r>
             <w:r>
               <w:rPr>
@@ -872,21 +824,7 @@
               <w:rPr>
                 <w:sz w:val="24"/>
               </w:rPr>
-              <w:t>{</w:t>
-            </w:r>
-            <w:proofErr w:type="spellStart"/>
-            <w:r>
-              <w:rPr>
-                <w:sz w:val="24"/>
-              </w:rPr>
-              <w:t>start_d</w:t>
-            </w:r>
-            <w:proofErr w:type="spellEnd"/>
-            <w:r>
-              <w:rPr>
-                <w:sz w:val="24"/>
-              </w:rPr>
-              <w:t>}</w:t>
+              <w:t>{start_d}</w:t>
             </w:r>
             <w:r>
               <w:rPr>
@@ -899,21 +837,7 @@
               <w:rPr>
                 <w:sz w:val="24"/>
               </w:rPr>
-              <w:t>{</w:t>
-            </w:r>
-            <w:proofErr w:type="spellStart"/>
-            <w:r>
-              <w:rPr>
-                <w:sz w:val="24"/>
-              </w:rPr>
-              <w:t>end_year</w:t>
-            </w:r>
-            <w:proofErr w:type="spellEnd"/>
-            <w:r>
-              <w:rPr>
-                <w:sz w:val="24"/>
-              </w:rPr>
-              <w:t>}</w:t>
+              <w:t>{end_year}</w:t>
             </w:r>
             <w:r>
               <w:rPr>
@@ -926,21 +850,7 @@
               <w:rPr>
                 <w:sz w:val="24"/>
               </w:rPr>
-              <w:t>{</w:t>
-            </w:r>
-            <w:proofErr w:type="spellStart"/>
-            <w:r>
-              <w:rPr>
-                <w:sz w:val="24"/>
-              </w:rPr>
-              <w:t>end_m</w:t>
-            </w:r>
-            <w:proofErr w:type="spellEnd"/>
-            <w:r>
-              <w:rPr>
-                <w:sz w:val="24"/>
-              </w:rPr>
-              <w:t>}</w:t>
+              <w:t>{end_m}</w:t>
             </w:r>
             <w:r>
               <w:rPr>
@@ -953,21 +863,7 @@
               <w:rPr>
                 <w:sz w:val="24"/>
               </w:rPr>
-              <w:t>{</w:t>
-            </w:r>
-            <w:proofErr w:type="spellStart"/>
-            <w:r>
-              <w:rPr>
-                <w:sz w:val="24"/>
-              </w:rPr>
-              <w:t>end_d</w:t>
-            </w:r>
-            <w:proofErr w:type="spellEnd"/>
-            <w:r>
-              <w:rPr>
-                <w:sz w:val="24"/>
-              </w:rPr>
-              <w:t>}</w:t>
+              <w:t>{end_d}</w:t>
             </w:r>
             <w:r>
               <w:rPr>
@@ -980,21 +876,7 @@
               <w:rPr>
                 <w:sz w:val="24"/>
               </w:rPr>
-              <w:t>{</w:t>
-            </w:r>
-            <w:proofErr w:type="spellStart"/>
-            <w:r>
-              <w:rPr>
-                <w:sz w:val="24"/>
-              </w:rPr>
-              <w:t>total_days</w:t>
-            </w:r>
-            <w:proofErr w:type="spellEnd"/>
-            <w:r>
-              <w:rPr>
-                <w:sz w:val="24"/>
-              </w:rPr>
-              <w:t>}</w:t>
+              <w:t>{total_days}</w:t>
             </w:r>
             <w:r>
               <w:rPr>
@@ -1014,21 +896,7 @@
               <w:rPr>
                 <w:sz w:val="24"/>
               </w:rPr>
-              <w:t>{</w:t>
-            </w:r>
-            <w:proofErr w:type="spellStart"/>
-            <w:r>
-              <w:rPr>
-                <w:sz w:val="24"/>
-              </w:rPr>
-              <w:t>receipt_count</w:t>
-            </w:r>
-            <w:proofErr w:type="spellEnd"/>
-            <w:r>
-              <w:rPr>
-                <w:sz w:val="24"/>
-              </w:rPr>
-              <w:t>}</w:t>
+              <w:t>{receipt_count}</w:t>
             </w:r>
             <w:r>
               <w:rPr>
@@ -1115,7 +983,7 @@
               <w:rPr>
                 <w:sz w:val="24"/>
               </w:rPr>
-              <w:t>{d1_m}</w:t>
+              <w:t>{start_m}</w:t>
             </w:r>
           </w:p>
         </w:tc>
@@ -1139,21 +1007,7 @@
               <w:rPr>
                 <w:sz w:val="24"/>
               </w:rPr>
-              <w:t>{</w:t>
-            </w:r>
-            <w:proofErr w:type="spellStart"/>
-            <w:r>
-              <w:rPr>
-                <w:sz w:val="24"/>
-              </w:rPr>
-              <w:t>conf_start_m</w:t>
-            </w:r>
-            <w:proofErr w:type="spellEnd"/>
-            <w:r>
-              <w:rPr>
-                <w:sz w:val="24"/>
-              </w:rPr>
-              <w:t>}</w:t>
+              <w:t>{conf_start_m}</w:t>
             </w:r>
           </w:p>
         </w:tc>
@@ -1177,21 +1031,7 @@
               <w:rPr>
                 <w:sz w:val="24"/>
               </w:rPr>
-              <w:t>{</w:t>
-            </w:r>
-            <w:proofErr w:type="spellStart"/>
-            <w:r>
-              <w:rPr>
-                <w:sz w:val="24"/>
-              </w:rPr>
-              <w:t>conf_end_m</w:t>
-            </w:r>
-            <w:proofErr w:type="spellEnd"/>
-            <w:r>
-              <w:rPr>
-                <w:sz w:val="24"/>
-              </w:rPr>
-              <w:t>}</w:t>
+              <w:t>{conf_end_m}</w:t>
             </w:r>
           </w:p>
         </w:tc>
@@ -1214,21 +1054,7 @@
               <w:rPr>
                 <w:sz w:val="24"/>
               </w:rPr>
-              <w:t>{</w:t>
-            </w:r>
-            <w:proofErr w:type="spellStart"/>
-            <w:r>
-              <w:rPr>
-                <w:sz w:val="24"/>
-              </w:rPr>
-              <w:t>end_m</w:t>
-            </w:r>
-            <w:proofErr w:type="spellEnd"/>
-            <w:r>
-              <w:rPr>
-                <w:sz w:val="24"/>
-              </w:rPr>
-              <w:t>}</w:t>
+              <w:t>{end_m}</w:t>
             </w:r>
           </w:p>
         </w:tc>
@@ -1350,23 +1176,7 @@
                 <w:sz w:val="24"/>
                 <w:u w:val="single"/>
               </w:rPr>
-              <w:t>{</w:t>
-            </w:r>
-            <w:proofErr w:type="spellStart"/>
-            <w:r>
-              <w:rPr>
-                <w:sz w:val="24"/>
-                <w:u w:val="single"/>
-              </w:rPr>
-              <w:t>grand_total</w:t>
-            </w:r>
-            <w:proofErr w:type="spellEnd"/>
-            <w:r>
-              <w:rPr>
-                <w:sz w:val="24"/>
-                <w:u w:val="single"/>
-              </w:rPr>
-              <w:t>}</w:t>
+              <w:t>{grand_total}</w:t>
             </w:r>
             <w:r>
               <w:rPr>
@@ -1523,7 +1333,20 @@
               <w:rPr>
                 <w:sz w:val="24"/>
               </w:rPr>
-              <w:t>{d1_d}</w:t>
+              <w:t>{start_</w:t>
+            </w:r>
+            <w:r>
+              <w:rPr>
+                <w:rFonts w:hint="eastAsia"/>
+                <w:sz w:val="24"/>
+              </w:rPr>
+              <w:t>d</w:t>
+            </w:r>
+            <w:r>
+              <w:rPr>
+                <w:sz w:val="24"/>
+              </w:rPr>
+              <w:t>}</w:t>
             </w:r>
           </w:p>
         </w:tc>
@@ -1547,21 +1370,7 @@
               <w:rPr>
                 <w:sz w:val="24"/>
               </w:rPr>
-              <w:t>{</w:t>
-            </w:r>
-            <w:proofErr w:type="spellStart"/>
-            <w:r>
-              <w:rPr>
-                <w:sz w:val="24"/>
-              </w:rPr>
-              <w:t>conf_start_d</w:t>
-            </w:r>
-            <w:proofErr w:type="spellEnd"/>
-            <w:r>
-              <w:rPr>
-                <w:sz w:val="24"/>
-              </w:rPr>
-              <w:t>}</w:t>
+              <w:t>{conf_start_d}</w:t>
             </w:r>
           </w:p>
         </w:tc>
@@ -1585,21 +1394,7 @@
               <w:rPr>
                 <w:sz w:val="24"/>
               </w:rPr>
-              <w:t>{</w:t>
-            </w:r>
-            <w:proofErr w:type="spellStart"/>
-            <w:r>
-              <w:rPr>
-                <w:sz w:val="24"/>
-              </w:rPr>
-              <w:t>conf_end_d</w:t>
-            </w:r>
-            <w:proofErr w:type="spellEnd"/>
-            <w:r>
-              <w:rPr>
-                <w:sz w:val="24"/>
-              </w:rPr>
-              <w:t>}</w:t>
+              <w:t>{conf_end_d}</w:t>
             </w:r>
           </w:p>
         </w:tc>
@@ -1622,21 +1417,7 @@
               <w:rPr>
                 <w:sz w:val="24"/>
               </w:rPr>
-              <w:t>{</w:t>
-            </w:r>
-            <w:proofErr w:type="spellStart"/>
-            <w:r>
-              <w:rPr>
-                <w:sz w:val="24"/>
-              </w:rPr>
-              <w:t>end_d</w:t>
-            </w:r>
-            <w:proofErr w:type="spellEnd"/>
-            <w:r>
-              <w:rPr>
-                <w:sz w:val="24"/>
-              </w:rPr>
-              <w:t>}</w:t>
+              <w:t>{end_d}</w:t>
             </w:r>
           </w:p>
         </w:tc>
@@ -1761,34 +1542,7 @@
               <w:rPr>
                 <w:sz w:val="24"/>
               </w:rPr>
-              <w:t>{d1_</w:t>
-            </w:r>
-            <w:proofErr w:type="gramStart"/>
-            <w:r>
-              <w:rPr>
-                <w:sz w:val="24"/>
-              </w:rPr>
-              <w:t>loc}</w:t>
-            </w:r>
-            <w:r>
-              <w:rPr>
-                <w:rFonts w:hint="eastAsia"/>
-                <w:sz w:val="24"/>
-              </w:rPr>
-              <w:t>-</w:t>
-            </w:r>
-            <w:r>
-              <w:rPr>
-                <w:sz w:val="24"/>
-              </w:rPr>
-              <w:t>{</w:t>
-            </w:r>
-            <w:proofErr w:type="gramEnd"/>
-            <w:r>
-              <w:rPr>
-                <w:sz w:val="24"/>
-              </w:rPr>
-              <w:t>d2_loc}</w:t>
+              <w:t>{d1_loc}</w:t>
             </w:r>
           </w:p>
         </w:tc>
@@ -2513,7 +2267,19 @@
               <w:rPr>
                 <w:sz w:val="24"/>
               </w:rPr>
-              <w:t>{d1_total}</w:t>
+              <w:t>{</w:t>
+            </w:r>
+            <w:r>
+              <w:rPr>
+                <w:sz w:val="24"/>
+              </w:rPr>
+              <w:t>living_total</w:t>
+            </w:r>
+            <w:r>
+              <w:rPr>
+                <w:sz w:val="24"/>
+              </w:rPr>
+              <w:t>}</w:t>
             </w:r>
           </w:p>
         </w:tc>
@@ -2551,7 +2317,21 @@
                 <w:sz w:val="28"/>
                 <w:szCs w:val="28"/>
               </w:rPr>
-              <w:t>{d1_total}</w:t>
+              <w:t>{</w:t>
+            </w:r>
+            <w:r>
+              <w:rPr>
+                <w:sz w:val="28"/>
+                <w:szCs w:val="28"/>
+              </w:rPr>
+              <w:t>living_total</w:t>
+            </w:r>
+            <w:r>
+              <w:rPr>
+                <w:sz w:val="28"/>
+                <w:szCs w:val="28"/>
+              </w:rPr>
+              <w:t>}</w:t>
             </w:r>
           </w:p>
           <w:p>
@@ -3973,23 +3753,7 @@
           <w:rFonts w:eastAsia="標楷體"/>
           <w:kern w:val="0"/>
         </w:rPr>
-        <w:t>校內人員</w:t>
-      </w:r>
-      <w:proofErr w:type="gramStart"/>
-      <w:r>
-        <w:rPr>
-          <w:rFonts w:eastAsia="標楷體"/>
-          <w:kern w:val="0"/>
-        </w:rPr>
-        <w:t>以日支額</w:t>
-      </w:r>
-      <w:proofErr w:type="gramEnd"/>
-      <w:r>
-        <w:rPr>
-          <w:rFonts w:eastAsia="標楷體"/>
-          <w:kern w:val="0"/>
-        </w:rPr>
-        <w:t>支付國外生活費，無須另檢附收據，若以實際發生金額報支生活費，則須檢附費用憑證辦理核銷。</w:t>
+        <w:t>校內人員以日支額支付國外生活費，無須另檢附收據，若以實際發生金額報支生活費，則須檢附費用憑證辦理核銷。</w:t>
       </w:r>
     </w:p>
     <w:p>
@@ -4018,21 +3782,12 @@
         </w:rPr>
         <w:t>校外人士</w:t>
       </w:r>
-      <w:proofErr w:type="gramStart"/>
       <w:r>
         <w:rPr>
           <w:rFonts w:eastAsia="標楷體"/>
           <w:kern w:val="0"/>
         </w:rPr>
-        <w:t>生活費欄勿填寫</w:t>
-      </w:r>
-      <w:proofErr w:type="gramEnd"/>
-      <w:r>
-        <w:rPr>
-          <w:rFonts w:eastAsia="標楷體"/>
-          <w:kern w:val="0"/>
-        </w:rPr>
-        <w:t>，請另檢附領款收據及</w:t>
+        <w:t>生活費欄勿填寫，請另檢附領款收據及</w:t>
       </w:r>
       <w:r>
         <w:rPr>
